--- a/packages/document-engine/templates/fire/1.4_fire_decision_smoking.docx
+++ b/packages/document-engine/templates/fire/1.4_fire_decision_smoking.docx
@@ -1051,7 +1051,7 @@
         <w:pStyle w:val="Normal"/>
         <w:keepNext w:val="false"/>
         <w:widowControl/>
-        <w:spacing w:before="0" w:after="480"/>
+        <w:spacing w:before="0" w:after="120"/>
         <w:ind w:hanging="0" w:left="0" w:right="0"/>
         <w:jc w:val="center"/>
         <w:rPr>

--- a/packages/document-engine/templates/fire/1.4_fire_decision_smoking.docx
+++ b/packages/document-engine/templates/fire/1.4_fire_decision_smoking.docx
@@ -113,7 +113,7 @@
           <w:szCs w:val="20"/>
           <w:lang w:val="ro-RO"/>
         </w:rPr>
-        <w:t>În baza prevederilor Legii 307/2006 – Art. 19 alin. (1) lit. a), al</w:t>
+        <w:t>În baza prevederilor Legii 307/2006 – art. 19 alin. (1) lit. a), al</w:t>
       </w:r>
       <w:r>
         <w:rPr>
@@ -138,7 +138,7 @@
           <w:szCs w:val="20"/>
           <w:lang w:val="ro-RO"/>
         </w:rPr>
-        <w:t xml:space="preserve"> 163/2007 – Art. 5 lit. b), Art. 17 lit. c) și Art. 106 și ale Legii 349/2002 – Art. 3 alin. (1), {{client.representati</w:t>
+        <w:t xml:space="preserve"> 163/2007 – art. 5 lit. b), art. 17 lit. c) și art. 106 și ale Legii 349/2002 – art. 3 alin. (1), {{client.representati</w:t>
       </w:r>
       <w:r>
         <w:rPr>
@@ -152,31 +152,31 @@
           <w:szCs w:val="20"/>
           <w:lang w:val="ro-RO"/>
         </w:rPr>
-        <w:t>veName}}, în calitate de {{client.representativeR</w:t>
-      </w:r>
-      <w:r>
-        <w:rPr>
-          <w:rFonts w:eastAsia="Arial" w:cs="Arial" w:ascii="Arial" w:hAnsi="Arial"/>
-          <w:color w:val="auto"/>
-          <w:spacing w:val="0"/>
-          <w:w w:val="100"/>
-          <w:sz w:val="20"/>
-          <w:szCs w:val="20"/>
-          <w:lang w:val="ro-RO"/>
-        </w:rPr>
-        <w:t>ole}} în cadrul {{client.legalName}}, începând cu dat</w:t>
-      </w:r>
-      <w:r>
-        <w:rPr>
-          <w:rFonts w:eastAsia="Arial" w:cs="Arial" w:ascii="Arial" w:hAnsi="Arial"/>
-          <w:color w:val="auto"/>
-          <w:spacing w:val="0"/>
-          <w:w w:val="100"/>
-          <w:sz w:val="20"/>
-          <w:szCs w:val="20"/>
-          <w:lang w:val="ro-RO"/>
-        </w:rPr>
-        <w:t>a de {{issueDate}},</w:t>
+        <w:t>veName}}, în calitate de {{fire.representativeRol</w:t>
+      </w:r>
+      <w:r>
+        <w:rPr>
+          <w:rFonts w:eastAsia="Arial" w:cs="Arial" w:ascii="Arial" w:hAnsi="Arial"/>
+          <w:color w:val="auto"/>
+          <w:spacing w:val="0"/>
+          <w:w w:val="100"/>
+          <w:sz w:val="20"/>
+          <w:szCs w:val="20"/>
+          <w:lang w:val="ro-RO"/>
+        </w:rPr>
+        <w:t xml:space="preserve">eRunOn}} în cadrul {{client.legalName}}, începând cu </w:t>
+      </w:r>
+      <w:r>
+        <w:rPr>
+          <w:rFonts w:eastAsia="Arial" w:cs="Arial" w:ascii="Arial" w:hAnsi="Arial"/>
+          <w:color w:val="auto"/>
+          <w:spacing w:val="0"/>
+          <w:w w:val="100"/>
+          <w:sz w:val="20"/>
+          <w:szCs w:val="20"/>
+          <w:lang w:val="ro-RO"/>
+        </w:rPr>
+        <w:t>data de {{issueDate}},</w:t>
       </w:r>
     </w:p>
     <w:p>
@@ -279,7 +279,7 @@
           <w:szCs w:val="20"/>
           <w:lang w:val="ro-RO"/>
         </w:rPr>
-        <w:t>În cadrul {{client.legalName}} se vor respecta regulile privind fumatul stabilite prin prezenta decizie. De supravegherea respectării acestora răspunde {{fire.coordinator.name}}, având funcția de {{fire.coordinator.jobTitle}}, coordonator privind apărarea împotriva incendiilor, iar la fiecare loc de muncă, conducătorul locului de muncă desemnat prin Decizia nr. {{fire.decisionNumbers.organization}}.</w:t>
+        <w:t>În cadrul {{client.legalName}} se vor respecta regulile privind fumatul stabilite prin prezenta decizie. De supravegherea respectării acestora răspunde {{fire.coordinator.name}}, având funcția de {{fire.coordinator.jobTitleRunOn}}, coordonator privind apărarea împotriva incendiilor, iar la fiecare loc de muncă, conducătorul locului de muncă desemnat prin Decizia nr. {{fire.decisionNumbers.organization}}.</w:t>
       </w:r>
     </w:p>
     <w:p>
@@ -316,7 +316,7 @@
           <w:szCs w:val="20"/>
           <w:lang w:val="ro-RO"/>
         </w:rPr>
-        <w:t>Conform Legii 349/2002 – Art. 3 alin. (1), fumatul este interzis în toate spațiile închise de la locul de muncă.</w:t>
+        <w:t>Conform Legii 349/2002 – art. 3 alin. (1), fumatul este interzis în toate spațiile închise de la locul de muncă.</w:t>
       </w:r>
     </w:p>
     <w:p>
@@ -501,7 +501,7 @@
           <w:szCs w:val="20"/>
           <w:lang w:val="ro-RO"/>
         </w:rPr>
-        <w:t>Fumatul este permis numai în locurile special amenajate în exteriorul clădirilor{{#fire.smoking.place}}, {{fire.smoking.place}}{{/fire.smoking.place}}, marcate cu indicatorul „LOC PENTRU FUMAT” (OMAI 163/2007 – Art. 106 alin. (5)) și prevăzute cu scrumiere sau vase cu apă, nisip sau pământ, cu instrucțiuni afișate, cuprinzând măsuri de prevenire a incendiilor și reguli de comportare în caz de incendiu, și cu mijloace tehnice de apărare împotriva incendiilor (OMAI 163/2007 – Art. 106 alin. (7)). În afara acestor locuri, fumatul este interzis în toate spațiile și pe întreaga incintă a {{client.legalName}}.</w:t>
+        <w:t>Fumatul este permis numai în locurile special amenajate în exteriorul clădirilor{{#fire.smoking.place}}, {{fire.smoking.place}}{{/fire.smoking.place}}, marcate cu indicatorul „LOC PENTRU FUMAT” (OMAI 163/2007 – art. 106 alin. (5)) și prevăzute cu scrumiere sau vase cu apă, nisip sau pământ, cu instrucțiuni afișate, cuprinzând măsuri de prevenire a incendiilor și reguli de comportare în caz de incendiu, și cu mijloace tehnice de apărare împotriva incendiilor (OMAI 163/2007 – art. 106 alin. (7)). În afara acestor locuri, fumatul este interzis în toate spațiile și pe întreaga incintă a {{client.legalName}}.</w:t>
       </w:r>
     </w:p>
     <w:p>
@@ -538,7 +538,7 @@
           <w:szCs w:val="20"/>
           <w:lang w:val="ro-RO"/>
         </w:rPr>
-        <w:t>Locurile pentru fumat stabilite în exteriorul clădirilor vor fi amplasate la o distanță mai mare de 40 m față de locurile în care există pericol de explozie: gaze și lichide combustibile, explozivi, vapori inflamabili etc., 10 m față de locurile în care există materiale solide combustibile: lemn, textile, hârtie, carton asfaltat, bitum, și 50 m față de culturile de cereale păioase în perioada coacerii și recoltării sau de zonele împădurite (OMAI 163/2007 – Art. 106 alin. (6)).</w:t>
+        <w:t>Locurile pentru fumat stabilite în exteriorul clădirilor vor fi amplasate la o distanță mai mare de 40 m față de locurile în care există pericol de explozie: gaze și lichide combustibile, explozivi, vapori inflamabili etc., 10 m față de locurile în care există materiale solide combustibile: lemn, textile, hârtie, carton asfaltat, bitum, și 50 m față de culturile de cereale păioase în perioada coacerii și recoltării sau de zonele împădurite (OMAI 163/2007 – art. 106 alin. (6)).</w:t>
       </w:r>
     </w:p>
     <w:p>
@@ -575,7 +575,7 @@
           <w:szCs w:val="20"/>
           <w:lang w:val="ro-RO"/>
         </w:rPr>
-        <w:t>În locurile în care este admis fumatul, se interzice golirea scrumierelor și a mucurilor de țigări în coșurile cu hârtii.</w:t>
+        <w:t>În locurile în care este admis fumatul, se interzice golirea scrumierelor și aruncarea mucurilor de țigări în coșurile de hârtii.</w:t>
       </w:r>
     </w:p>
     <w:p>
@@ -1102,7 +1102,7 @@
           <w:szCs w:val="20"/>
           <w:lang w:val="ro-RO"/>
         </w:rPr>
-        <w:t>PROCES VERBAL DE LUARE LA CUNOȘTINȚĂ</w:t>
+        <w:t>PROCES-VERBAL DE LUARE DE CUNOȘTINȚĂ</w:t>
       </w:r>
     </w:p>
     <w:p>
@@ -1183,19 +1183,19 @@
           <w:szCs w:val="20"/>
           <w:lang w:val="ro-RO"/>
         </w:rPr>
-        <w:t>, nr. {{fire.dec</w:t>
-      </w:r>
-      <w:r>
-        <w:rPr>
-          <w:rFonts w:eastAsia="Arial" w:cs="Arial" w:ascii="Arial" w:hAnsi="Arial"/>
-          <w:color w:val="auto"/>
-          <w:spacing w:val="0"/>
-          <w:w w:val="100"/>
-          <w:sz w:val="20"/>
-          <w:szCs w:val="20"/>
-          <w:lang w:val="ro-RO"/>
-        </w:rPr>
-        <w:t>isionNumbers.smoking}} din {{issueDate}}.</w:t>
+        <w:t xml:space="preserve"> nr. {{fire.deci</w:t>
+      </w:r>
+      <w:r>
+        <w:rPr>
+          <w:rFonts w:eastAsia="Arial" w:cs="Arial" w:ascii="Arial" w:hAnsi="Arial"/>
+          <w:color w:val="auto"/>
+          <w:spacing w:val="0"/>
+          <w:w w:val="100"/>
+          <w:sz w:val="20"/>
+          <w:szCs w:val="20"/>
+          <w:lang w:val="ro-RO"/>
+        </w:rPr>
+        <w:t>sionNumbers.smoking}} din {{issueDate}}.</w:t>
       </w:r>
     </w:p>
     <w:tbl>
@@ -1260,7 +1260,7 @@
                 <w:szCs w:val="20"/>
                 <w:lang w:val="ro-RO"/>
               </w:rPr>
-              <w:t>Nr. Crt.</w:t>
+              <w:t>Nr. crt.</w:t>
             </w:r>
           </w:p>
         </w:tc>

--- a/packages/document-engine/templates/fire/1.4_fire_decision_smoking.docx
+++ b/packages/document-engine/templates/fire/1.4_fire_decision_smoking.docx
@@ -501,7 +501,7 @@
           <w:szCs w:val="20"/>
           <w:lang w:val="ro-RO"/>
         </w:rPr>
-        <w:t>Fumatul este permis numai în locurile special amenajate în exteriorul clădirilor{{#fire.smoking.place}}, {{fire.smoking.place}}{{/fire.smoking.place}}, marcate cu indicatorul „LOC PENTRU FUMAT” (OMAI 163/2007 – art. 106 alin. (5)) și prevăzute cu scrumiere sau vase cu apă, nisip sau pământ, cu instrucțiuni afișate, cuprinzând măsuri de prevenire a incendiilor și reguli de comportare în caz de incendiu, și cu mijloace tehnice de apărare împotriva incendiilor (OMAI 163/2007 – art. 106 alin. (7)). În afara acestor locuri, fumatul este interzis în toate spațiile și pe întreaga incintă a {{client.legalName}}.</w:t>
+        <w:t xml:space="preserve">Fumatul este permis numai în locurile special amenajate în exteriorul clădirilor{{#fire.smoking.place}}, {{fire.smoking.place}}{{/fire.smoking.place}}, marcate cu indicatorul „LOC PENTRU FUMAT” (OMAI 163/2007 – art. 106 alin. (5)). Locurile pentru fumat sunt prevăzute cu scrumiere sau vase cu apă, nisip sau pământ, cu instrucțiuni afișate, cuprinzând măsuri de prevenire a incendiilor și reguli de comportare în caz de incendiu, și cu mijloace tehnice de apărare împotriva incendiilor (OMAI 163/2007 – art. 106 alin. (7)). În afara acestor locuri, fumatul este interzis în toate spațiile și pe întreaga incintă a {{client.legalName}}.</w:t>
       </w:r>
     </w:p>
     <w:p>

--- a/packages/document-engine/templates/fire/1.4_fire_decision_smoking.docx
+++ b/packages/document-engine/templates/fire/1.4_fire_decision_smoking.docx
@@ -1581,6 +1581,201 @@
                 <w:lang w:val="ro-RO"/>
               </w:rPr>
               <w:t>{{issueDate}}{{/fire.designated}}</w:t>
+            </w:r>
+          </w:p>
+        </w:tc>
+        <w:tc>
+          <w:tcPr>
+            <w:tcW w:w="1903" w:type="dxa"/>
+            <w:tcBorders>
+              <w:top w:val="single" w:sz="4" w:space="0" w:color="000000"/>
+              <w:left w:val="single" w:sz="4" w:space="0" w:color="000000"/>
+              <w:bottom w:val="single" w:sz="4" w:space="0" w:color="000000"/>
+              <w:right w:val="single" w:sz="4" w:space="0" w:color="000000"/>
+            </w:tcBorders>
+          </w:tcPr>
+          <w:p>
+            <w:pPr>
+              <w:pStyle w:val="Normal"/>
+              <w:widowControl/>
+              <w:snapToGrid w:val="false"/>
+              <w:spacing w:before="0" w:after="0"/>
+              <w:rPr>
+                <w:rFonts w:ascii="Arial" w:hAnsi="Arial" w:cs="Arial"/>
+                <w:sz w:val="20"/>
+                <w:szCs w:val="20"/>
+              </w:rPr>
+            </w:pPr>
+            <w:r>
+              <w:rPr>
+                <w:rFonts w:eastAsia="Arial" w:cs="Arial" w:ascii="Arial" w:hAnsi="Arial"/>
+                <w:color w:val="auto"/>
+                <w:spacing w:val="0"/>
+                <w:w w:val="100"/>
+                <w:sz w:val="20"/>
+                <w:szCs w:val="20"/>
+                <w:lang w:val="ro-RO"/>
+              </w:rPr>
+            </w:r>
+          </w:p>
+        </w:tc>
+      </w:tr>
+      <w:tr>
+        <w:trPr>
+          <w:trHeight w:val="290" w:hRule="atLeast"/>
+        </w:trPr>
+        <w:tc>
+          <w:tcPr>
+            <w:tcW w:w="620" w:type="dxa"/>
+            <w:tcBorders>
+              <w:top w:val="single" w:sz="4" w:space="0" w:color="000000"/>
+              <w:left w:val="single" w:sz="4" w:space="0" w:color="000000"/>
+              <w:bottom w:val="single" w:sz="4" w:space="0" w:color="000000"/>
+              <w:right w:val="single" w:sz="4" w:space="0" w:color="000000"/>
+            </w:tcBorders>
+            <w:vAlign w:val="center"/>
+          </w:tcPr>
+          <w:p>
+            <w:pPr>
+              <w:pStyle w:val="Normal"/>
+              <w:keepNext w:val="true"/>
+              <w:widowControl/>
+              <w:numPr>
+                <w:ilvl w:val="0"/>
+                <w:numId w:val="2"/>
+              </w:numPr>
+              <w:snapToGrid w:val="false"/>
+              <w:spacing w:before="0" w:after="0"/>
+              <w:ind w:hanging="360" w:left="360" w:right="-108"/>
+              <w:jc w:val="center"/>
+              <w:rPr>
+                <w:rFonts w:ascii="Arial" w:hAnsi="Arial" w:cs="Arial"/>
+                <w:b/>
+                <w:sz w:val="20"/>
+                <w:szCs w:val="20"/>
+              </w:rPr>
+            </w:pPr>
+            <w:r>
+              <w:rPr>
+                <w:rFonts w:eastAsia="Arial" w:cs="Arial" w:ascii="Arial" w:hAnsi="Arial"/>
+                <w:b/>
+                <w:color w:val="auto"/>
+                <w:spacing w:val="0"/>
+                <w:w w:val="100"/>
+                <w:sz w:val="20"/>
+                <w:szCs w:val="20"/>
+                <w:lang w:val="ro-RO"/>
+              </w:rPr>
+            </w:r>
+          </w:p>
+        </w:tc>
+        <w:tc>
+          <w:tcPr>
+            <w:tcW w:w="3459" w:type="dxa"/>
+            <w:tcBorders>
+              <w:top w:val="single" w:sz="4" w:space="0" w:color="000000"/>
+              <w:left w:val="single" w:sz="4" w:space="0" w:color="000000"/>
+              <w:bottom w:val="single" w:sz="4" w:space="0" w:color="000000"/>
+              <w:right w:val="single" w:sz="4" w:space="0" w:color="000000"/>
+            </w:tcBorders>
+            <w:vAlign w:val="center"/>
+          </w:tcPr>
+          <w:p>
+            <w:pPr>
+              <w:pStyle w:val="Normal"/>
+              <w:widowControl/>
+              <w:snapToGrid w:val="false"/>
+              <w:spacing w:before="0" w:after="0"/>
+              <w:rPr>
+                <w:rFonts w:ascii="Arial" w:hAnsi="Arial" w:cs="Arial"/>
+                <w:sz w:val="20"/>
+                <w:szCs w:val="20"/>
+              </w:rPr>
+            </w:pPr>
+            <w:r>
+              <w:rPr>
+                <w:rFonts w:eastAsia="Arial" w:cs="Arial" w:ascii="Arial" w:hAnsi="Arial"/>
+                <w:color w:val="auto"/>
+                <w:spacing w:val="0"/>
+                <w:w w:val="100"/>
+                <w:sz w:val="20"/>
+                <w:szCs w:val="20"/>
+                <w:lang w:val="ro-RO"/>
+              </w:rPr>
+            </w:r>
+          </w:p>
+        </w:tc>
+        <w:tc>
+          <w:tcPr>
+            <w:tcW w:w="2075" w:type="dxa"/>
+            <w:tcBorders>
+              <w:top w:val="single" w:sz="4" w:space="0" w:color="000000"/>
+              <w:left w:val="single" w:sz="4" w:space="0" w:color="000000"/>
+              <w:bottom w:val="single" w:sz="4" w:space="0" w:color="000000"/>
+              <w:right w:val="single" w:sz="4" w:space="0" w:color="000000"/>
+            </w:tcBorders>
+            <w:vAlign w:val="center"/>
+          </w:tcPr>
+          <w:p>
+            <w:pPr>
+              <w:pStyle w:val="Normal"/>
+              <w:widowControl/>
+              <w:snapToGrid w:val="false"/>
+              <w:spacing w:before="0" w:after="0"/>
+              <w:jc w:val="center"/>
+              <w:rPr>
+                <w:rFonts w:ascii="Arial" w:hAnsi="Arial" w:cs="Arial"/>
+                <w:sz w:val="20"/>
+                <w:szCs w:val="20"/>
+              </w:rPr>
+            </w:pPr>
+            <w:r>
+              <w:rPr>
+                <w:rFonts w:eastAsia="Arial" w:cs="Arial" w:ascii="Arial" w:hAnsi="Arial"/>
+                <w:color w:val="auto"/>
+                <w:spacing w:val="0"/>
+                <w:w w:val="100"/>
+                <w:sz w:val="20"/>
+                <w:szCs w:val="20"/>
+                <w:lang w:val="ro-RO"/>
+              </w:rPr>
+            </w:r>
+          </w:p>
+        </w:tc>
+        <w:tc>
+          <w:tcPr>
+            <w:tcW w:w="1298" w:type="dxa"/>
+            <w:tcBorders>
+              <w:top w:val="single" w:sz="4" w:space="0" w:color="000000"/>
+              <w:left w:val="single" w:sz="4" w:space="0" w:color="000000"/>
+              <w:bottom w:val="single" w:sz="4" w:space="0" w:color="000000"/>
+              <w:right w:val="single" w:sz="4" w:space="0" w:color="000000"/>
+            </w:tcBorders>
+            <w:vAlign w:val="center"/>
+          </w:tcPr>
+          <w:p>
+            <w:pPr>
+              <w:pStyle w:val="Normal"/>
+              <w:widowControl/>
+              <w:snapToGrid w:val="false"/>
+              <w:spacing w:before="0" w:after="0"/>
+              <w:jc w:val="center"/>
+              <w:rPr>
+                <w:rFonts w:ascii="Arial" w:hAnsi="Arial" w:cs="Arial"/>
+                <w:sz w:val="20"/>
+                <w:szCs w:val="20"/>
+              </w:rPr>
+            </w:pPr>
+            <w:r>
+              <w:rPr>
+                <w:rFonts w:eastAsia="Arial" w:cs="Arial" w:ascii="Arial" w:hAnsi="Arial"/>
+                <w:color w:val="auto"/>
+                <w:spacing w:val="0"/>
+                <w:w w:val="100"/>
+                <w:sz w:val="20"/>
+                <w:szCs w:val="20"/>
+                <w:lang w:val="ro-RO"/>
+              </w:rPr>
             </w:r>
           </w:p>
         </w:tc>
